--- a/clients/acu/crowdstrike/monthly/2026-02/ACU-CrowdStrike-Activity-2026-02.docx
+++ b/clients/acu/crowdstrike/monthly/2026-02/ACU-CrowdStrike-Activity-2026-02.docx
@@ -95,7 +95,7 @@
       <w:tr>
         <w:tc>
           <w:tcPr>
-            <w:tcW w:type="dxa" w:w="3744"/>
+            <w:tcW w:type="dxa" w:w="3528"/>
             <w:tcBorders>
               <w:top w:val="nil"/>
               <w:left w:val="nil"/>
@@ -133,7 +133,7 @@
         </w:tc>
         <w:tc>
           <w:tcPr>
-            <w:tcW w:type="dxa" w:w="3744"/>
+            <w:tcW w:type="dxa" w:w="3528"/>
             <w:tcBorders>
               <w:top w:val="nil"/>
               <w:left w:val="nil"/>
@@ -2377,7 +2377,7 @@
         </w:tc>
         <w:tc>
           <w:tcPr>
-            <w:tcW w:type="dxa" w:w="2592"/>
+            <w:tcW w:type="dxa" w:w="2448"/>
             <w:shd w:val="clear" w:color="auto" w:fill="006DB6"/>
             <w:tcBorders>
               <w:top w:val="single" w:sz="4" w:color="E9ECEF"/>
@@ -2404,7 +2404,7 @@
         </w:tc>
         <w:tc>
           <w:tcPr>
-            <w:tcW w:type="dxa" w:w="1872"/>
+            <w:tcW w:type="dxa" w:w="1728"/>
             <w:shd w:val="clear" w:color="auto" w:fill="006DB6"/>
             <w:tcBorders>
               <w:top w:val="single" w:sz="4" w:color="E9ECEF"/>
@@ -2431,7 +2431,7 @@
         </w:tc>
         <w:tc>
           <w:tcPr>
-            <w:tcW w:type="dxa" w:w="1872"/>
+            <w:tcW w:type="dxa" w:w="1728"/>
             <w:shd w:val="clear" w:color="auto" w:fill="006DB6"/>
             <w:tcBorders>
               <w:top w:val="single" w:sz="4" w:color="E9ECEF"/>
@@ -2507,7 +2507,7 @@
                 <w:color w:val="59595B"/>
                 <w:sz w:val="19"/>
               </w:rPr>
-              <w:t>2026-02-26</w:t>
+              <w:t>—</w:t>
             </w:r>
           </w:p>
         </w:tc>
@@ -2539,7 +2539,7 @@
         </w:tc>
         <w:tc>
           <w:tcPr>
-            <w:tcW w:type="dxa" w:w="2592"/>
+            <w:tcW w:type="dxa" w:w="2448"/>
             <w:tcBorders>
               <w:top w:val="single" w:sz="4" w:color="E9ECEF"/>
               <w:left w:val="single" w:sz="4" w:color="E9ECEF"/>
@@ -2565,7 +2565,7 @@
         </w:tc>
         <w:tc>
           <w:tcPr>
-            <w:tcW w:type="dxa" w:w="1872"/>
+            <w:tcW w:type="dxa" w:w="1728"/>
             <w:tcBorders>
               <w:top w:val="single" w:sz="4" w:color="E9ECEF"/>
               <w:left w:val="single" w:sz="4" w:color="E9ECEF"/>
@@ -2591,7 +2591,7 @@
         </w:tc>
         <w:tc>
           <w:tcPr>
-            <w:tcW w:type="dxa" w:w="1872"/>
+            <w:tcW w:type="dxa" w:w="1728"/>
             <w:tcBorders>
               <w:top w:val="single" w:sz="4" w:color="E9ECEF"/>
               <w:left w:val="single" w:sz="4" w:color="E9ECEF"/>
@@ -2666,7 +2666,7 @@
                 <w:color w:val="59595B"/>
                 <w:sz w:val="19"/>
               </w:rPr>
-              <w:t>2026-02-26</w:t>
+              <w:t>—</w:t>
             </w:r>
           </w:p>
         </w:tc>
@@ -2699,7 +2699,7 @@
         </w:tc>
         <w:tc>
           <w:tcPr>
-            <w:tcW w:type="dxa" w:w="2592"/>
+            <w:tcW w:type="dxa" w:w="2448"/>
             <w:shd w:val="clear" w:color="auto" w:fill="F8F9FA"/>
             <w:tcBorders>
               <w:top w:val="single" w:sz="4" w:color="E9ECEF"/>
@@ -2726,7 +2726,7 @@
         </w:tc>
         <w:tc>
           <w:tcPr>
-            <w:tcW w:type="dxa" w:w="1872"/>
+            <w:tcW w:type="dxa" w:w="1728"/>
             <w:shd w:val="clear" w:color="auto" w:fill="F8F9FA"/>
             <w:tcBorders>
               <w:top w:val="single" w:sz="4" w:color="E9ECEF"/>
@@ -2753,7 +2753,7 @@
         </w:tc>
         <w:tc>
           <w:tcPr>
-            <w:tcW w:type="dxa" w:w="1872"/>
+            <w:tcW w:type="dxa" w:w="1728"/>
             <w:shd w:val="clear" w:color="auto" w:fill="F8F9FA"/>
             <w:tcBorders>
               <w:top w:val="single" w:sz="4" w:color="E9ECEF"/>
@@ -2829,7 +2829,7 @@
                 <w:color w:val="59595B"/>
                 <w:sz w:val="19"/>
               </w:rPr>
-              <w:t>2026-02-24</w:t>
+              <w:t>—</w:t>
             </w:r>
           </w:p>
         </w:tc>
@@ -2861,7 +2861,7 @@
         </w:tc>
         <w:tc>
           <w:tcPr>
-            <w:tcW w:type="dxa" w:w="2592"/>
+            <w:tcW w:type="dxa" w:w="2448"/>
             <w:tcBorders>
               <w:top w:val="single" w:sz="4" w:color="E9ECEF"/>
               <w:left w:val="single" w:sz="4" w:color="E9ECEF"/>
@@ -2887,7 +2887,7 @@
         </w:tc>
         <w:tc>
           <w:tcPr>
-            <w:tcW w:type="dxa" w:w="1872"/>
+            <w:tcW w:type="dxa" w:w="1728"/>
             <w:tcBorders>
               <w:top w:val="single" w:sz="4" w:color="E9ECEF"/>
               <w:left w:val="single" w:sz="4" w:color="E9ECEF"/>
@@ -2913,7 +2913,7 @@
         </w:tc>
         <w:tc>
           <w:tcPr>
-            <w:tcW w:type="dxa" w:w="1872"/>
+            <w:tcW w:type="dxa" w:w="1728"/>
             <w:tcBorders>
               <w:top w:val="single" w:sz="4" w:color="E9ECEF"/>
               <w:left w:val="single" w:sz="4" w:color="E9ECEF"/>
@@ -2988,7 +2988,7 @@
                 <w:color w:val="59595B"/>
                 <w:sz w:val="19"/>
               </w:rPr>
-              <w:t>2026-02-18</w:t>
+              <w:t>—</w:t>
             </w:r>
           </w:p>
         </w:tc>
@@ -3021,7 +3021,7 @@
         </w:tc>
         <w:tc>
           <w:tcPr>
-            <w:tcW w:type="dxa" w:w="2592"/>
+            <w:tcW w:type="dxa" w:w="2448"/>
             <w:shd w:val="clear" w:color="auto" w:fill="F8F9FA"/>
             <w:tcBorders>
               <w:top w:val="single" w:sz="4" w:color="E9ECEF"/>
@@ -3048,7 +3048,7 @@
         </w:tc>
         <w:tc>
           <w:tcPr>
-            <w:tcW w:type="dxa" w:w="1872"/>
+            <w:tcW w:type="dxa" w:w="1728"/>
             <w:shd w:val="clear" w:color="auto" w:fill="F8F9FA"/>
             <w:tcBorders>
               <w:top w:val="single" w:sz="4" w:color="E9ECEF"/>
@@ -3075,7 +3075,7 @@
         </w:tc>
         <w:tc>
           <w:tcPr>
-            <w:tcW w:type="dxa" w:w="1872"/>
+            <w:tcW w:type="dxa" w:w="1728"/>
             <w:shd w:val="clear" w:color="auto" w:fill="F8F9FA"/>
             <w:tcBorders>
               <w:top w:val="single" w:sz="4" w:color="E9ECEF"/>
@@ -3151,7 +3151,7 @@
                 <w:color w:val="59595B"/>
                 <w:sz w:val="19"/>
               </w:rPr>
-              <w:t>2026-02-24</w:t>
+              <w:t>—</w:t>
             </w:r>
           </w:p>
         </w:tc>
@@ -3183,7 +3183,7 @@
         </w:tc>
         <w:tc>
           <w:tcPr>
-            <w:tcW w:type="dxa" w:w="2592"/>
+            <w:tcW w:type="dxa" w:w="2448"/>
             <w:tcBorders>
               <w:top w:val="single" w:sz="4" w:color="E9ECEF"/>
               <w:left w:val="single" w:sz="4" w:color="E9ECEF"/>
@@ -3209,7 +3209,7 @@
         </w:tc>
         <w:tc>
           <w:tcPr>
-            <w:tcW w:type="dxa" w:w="1872"/>
+            <w:tcW w:type="dxa" w:w="1728"/>
             <w:tcBorders>
               <w:top w:val="single" w:sz="4" w:color="E9ECEF"/>
               <w:left w:val="single" w:sz="4" w:color="E9ECEF"/>
@@ -3235,7 +3235,7 @@
         </w:tc>
         <w:tc>
           <w:tcPr>
-            <w:tcW w:type="dxa" w:w="1872"/>
+            <w:tcW w:type="dxa" w:w="1728"/>
             <w:tcBorders>
               <w:top w:val="single" w:sz="4" w:color="E9ECEF"/>
               <w:left w:val="single" w:sz="4" w:color="E9ECEF"/>
@@ -3310,7 +3310,7 @@
                 <w:color w:val="59595B"/>
                 <w:sz w:val="19"/>
               </w:rPr>
-              <w:t>2026-02-16</w:t>
+              <w:t>—</w:t>
             </w:r>
           </w:p>
         </w:tc>
@@ -3343,7 +3343,7 @@
         </w:tc>
         <w:tc>
           <w:tcPr>
-            <w:tcW w:type="dxa" w:w="2592"/>
+            <w:tcW w:type="dxa" w:w="2448"/>
             <w:shd w:val="clear" w:color="auto" w:fill="F8F9FA"/>
             <w:tcBorders>
               <w:top w:val="single" w:sz="4" w:color="E9ECEF"/>
@@ -3370,7 +3370,7 @@
         </w:tc>
         <w:tc>
           <w:tcPr>
-            <w:tcW w:type="dxa" w:w="1872"/>
+            <w:tcW w:type="dxa" w:w="1728"/>
             <w:shd w:val="clear" w:color="auto" w:fill="F8F9FA"/>
             <w:tcBorders>
               <w:top w:val="single" w:sz="4" w:color="E9ECEF"/>
@@ -3397,7 +3397,7 @@
         </w:tc>
         <w:tc>
           <w:tcPr>
-            <w:tcW w:type="dxa" w:w="1872"/>
+            <w:tcW w:type="dxa" w:w="1728"/>
             <w:shd w:val="clear" w:color="auto" w:fill="F8F9FA"/>
             <w:tcBorders>
               <w:top w:val="single" w:sz="4" w:color="E9ECEF"/>
@@ -3473,7 +3473,7 @@
                 <w:color w:val="59595B"/>
                 <w:sz w:val="19"/>
               </w:rPr>
-              <w:t>2026-02-21</w:t>
+              <w:t>—</w:t>
             </w:r>
           </w:p>
         </w:tc>
@@ -3505,7 +3505,7 @@
         </w:tc>
         <w:tc>
           <w:tcPr>
-            <w:tcW w:type="dxa" w:w="2592"/>
+            <w:tcW w:type="dxa" w:w="2448"/>
             <w:tcBorders>
               <w:top w:val="single" w:sz="4" w:color="E9ECEF"/>
               <w:left w:val="single" w:sz="4" w:color="E9ECEF"/>
@@ -3531,7 +3531,7 @@
         </w:tc>
         <w:tc>
           <w:tcPr>
-            <w:tcW w:type="dxa" w:w="1872"/>
+            <w:tcW w:type="dxa" w:w="1728"/>
             <w:tcBorders>
               <w:top w:val="single" w:sz="4" w:color="E9ECEF"/>
               <w:left w:val="single" w:sz="4" w:color="E9ECEF"/>
@@ -3557,7 +3557,7 @@
         </w:tc>
         <w:tc>
           <w:tcPr>
-            <w:tcW w:type="dxa" w:w="1872"/>
+            <w:tcW w:type="dxa" w:w="1728"/>
             <w:tcBorders>
               <w:top w:val="single" w:sz="4" w:color="E9ECEF"/>
               <w:left w:val="single" w:sz="4" w:color="E9ECEF"/>
@@ -3632,7 +3632,7 @@
                 <w:color w:val="59595B"/>
                 <w:sz w:val="19"/>
               </w:rPr>
-              <w:t>2026-02-10</w:t>
+              <w:t>—</w:t>
             </w:r>
           </w:p>
         </w:tc>
@@ -3665,7 +3665,7 @@
         </w:tc>
         <w:tc>
           <w:tcPr>
-            <w:tcW w:type="dxa" w:w="2592"/>
+            <w:tcW w:type="dxa" w:w="2448"/>
             <w:shd w:val="clear" w:color="auto" w:fill="F8F9FA"/>
             <w:tcBorders>
               <w:top w:val="single" w:sz="4" w:color="E9ECEF"/>
@@ -3692,7 +3692,7 @@
         </w:tc>
         <w:tc>
           <w:tcPr>
-            <w:tcW w:type="dxa" w:w="1872"/>
+            <w:tcW w:type="dxa" w:w="1728"/>
             <w:shd w:val="clear" w:color="auto" w:fill="F8F9FA"/>
             <w:tcBorders>
               <w:top w:val="single" w:sz="4" w:color="E9ECEF"/>
@@ -3719,7 +3719,7 @@
         </w:tc>
         <w:tc>
           <w:tcPr>
-            <w:tcW w:type="dxa" w:w="1872"/>
+            <w:tcW w:type="dxa" w:w="1728"/>
             <w:shd w:val="clear" w:color="auto" w:fill="F8F9FA"/>
             <w:tcBorders>
               <w:top w:val="single" w:sz="4" w:color="E9ECEF"/>
@@ -3795,7 +3795,7 @@
                 <w:color w:val="59595B"/>
                 <w:sz w:val="19"/>
               </w:rPr>
-              <w:t>2026-02-26</w:t>
+              <w:t>—</w:t>
             </w:r>
           </w:p>
         </w:tc>
@@ -3827,7 +3827,7 @@
         </w:tc>
         <w:tc>
           <w:tcPr>
-            <w:tcW w:type="dxa" w:w="2592"/>
+            <w:tcW w:type="dxa" w:w="2448"/>
             <w:tcBorders>
               <w:top w:val="single" w:sz="4" w:color="E9ECEF"/>
               <w:left w:val="single" w:sz="4" w:color="E9ECEF"/>
@@ -3853,7 +3853,7 @@
         </w:tc>
         <w:tc>
           <w:tcPr>
-            <w:tcW w:type="dxa" w:w="1872"/>
+            <w:tcW w:type="dxa" w:w="1728"/>
             <w:tcBorders>
               <w:top w:val="single" w:sz="4" w:color="E9ECEF"/>
               <w:left w:val="single" w:sz="4" w:color="E9ECEF"/>
@@ -3879,7 +3879,7 @@
         </w:tc>
         <w:tc>
           <w:tcPr>
-            <w:tcW w:type="dxa" w:w="1872"/>
+            <w:tcW w:type="dxa" w:w="1728"/>
             <w:tcBorders>
               <w:top w:val="single" w:sz="4" w:color="E9ECEF"/>
               <w:left w:val="single" w:sz="4" w:color="E9ECEF"/>
@@ -3954,7 +3954,7 @@
                 <w:color w:val="59595B"/>
                 <w:sz w:val="19"/>
               </w:rPr>
-              <w:t>2026-02-26</w:t>
+              <w:t>—</w:t>
             </w:r>
           </w:p>
         </w:tc>
@@ -3987,7 +3987,7 @@
         </w:tc>
         <w:tc>
           <w:tcPr>
-            <w:tcW w:type="dxa" w:w="2592"/>
+            <w:tcW w:type="dxa" w:w="2448"/>
             <w:shd w:val="clear" w:color="auto" w:fill="F8F9FA"/>
             <w:tcBorders>
               <w:top w:val="single" w:sz="4" w:color="E9ECEF"/>
@@ -4014,7 +4014,7 @@
         </w:tc>
         <w:tc>
           <w:tcPr>
-            <w:tcW w:type="dxa" w:w="1872"/>
+            <w:tcW w:type="dxa" w:w="1728"/>
             <w:shd w:val="clear" w:color="auto" w:fill="F8F9FA"/>
             <w:tcBorders>
               <w:top w:val="single" w:sz="4" w:color="E9ECEF"/>
@@ -4041,7 +4041,7 @@
         </w:tc>
         <w:tc>
           <w:tcPr>
-            <w:tcW w:type="dxa" w:w="1872"/>
+            <w:tcW w:type="dxa" w:w="1728"/>
             <w:shd w:val="clear" w:color="auto" w:fill="F8F9FA"/>
             <w:tcBorders>
               <w:top w:val="single" w:sz="4" w:color="E9ECEF"/>
@@ -4117,7 +4117,7 @@
                 <w:color w:val="59595B"/>
                 <w:sz w:val="19"/>
               </w:rPr>
-              <w:t>2026-02-24</w:t>
+              <w:t>—</w:t>
             </w:r>
           </w:p>
         </w:tc>
@@ -4149,7 +4149,7 @@
         </w:tc>
         <w:tc>
           <w:tcPr>
-            <w:tcW w:type="dxa" w:w="2592"/>
+            <w:tcW w:type="dxa" w:w="2448"/>
             <w:tcBorders>
               <w:top w:val="single" w:sz="4" w:color="E9ECEF"/>
               <w:left w:val="single" w:sz="4" w:color="E9ECEF"/>
@@ -4175,7 +4175,7 @@
         </w:tc>
         <w:tc>
           <w:tcPr>
-            <w:tcW w:type="dxa" w:w="1872"/>
+            <w:tcW w:type="dxa" w:w="1728"/>
             <w:tcBorders>
               <w:top w:val="single" w:sz="4" w:color="E9ECEF"/>
               <w:left w:val="single" w:sz="4" w:color="E9ECEF"/>
@@ -4201,7 +4201,7 @@
         </w:tc>
         <w:tc>
           <w:tcPr>
-            <w:tcW w:type="dxa" w:w="1872"/>
+            <w:tcW w:type="dxa" w:w="1728"/>
             <w:tcBorders>
               <w:top w:val="single" w:sz="4" w:color="E9ECEF"/>
               <w:left w:val="single" w:sz="4" w:color="E9ECEF"/>
@@ -4276,7 +4276,7 @@
                 <w:color w:val="59595B"/>
                 <w:sz w:val="19"/>
               </w:rPr>
-              <w:t>2026-02-24</w:t>
+              <w:t>—</w:t>
             </w:r>
           </w:p>
         </w:tc>
@@ -4309,7 +4309,7 @@
         </w:tc>
         <w:tc>
           <w:tcPr>
-            <w:tcW w:type="dxa" w:w="2592"/>
+            <w:tcW w:type="dxa" w:w="2448"/>
             <w:shd w:val="clear" w:color="auto" w:fill="F8F9FA"/>
             <w:tcBorders>
               <w:top w:val="single" w:sz="4" w:color="E9ECEF"/>
@@ -4336,7 +4336,7 @@
         </w:tc>
         <w:tc>
           <w:tcPr>
-            <w:tcW w:type="dxa" w:w="1872"/>
+            <w:tcW w:type="dxa" w:w="1728"/>
             <w:shd w:val="clear" w:color="auto" w:fill="F8F9FA"/>
             <w:tcBorders>
               <w:top w:val="single" w:sz="4" w:color="E9ECEF"/>
@@ -4363,7 +4363,7 @@
         </w:tc>
         <w:tc>
           <w:tcPr>
-            <w:tcW w:type="dxa" w:w="1872"/>
+            <w:tcW w:type="dxa" w:w="1728"/>
             <w:shd w:val="clear" w:color="auto" w:fill="F8F9FA"/>
             <w:tcBorders>
               <w:top w:val="single" w:sz="4" w:color="E9ECEF"/>
@@ -4439,7 +4439,7 @@
                 <w:color w:val="59595B"/>
                 <w:sz w:val="19"/>
               </w:rPr>
-              <w:t>2026-02-24</w:t>
+              <w:t>—</w:t>
             </w:r>
           </w:p>
         </w:tc>
@@ -4471,7 +4471,7 @@
         </w:tc>
         <w:tc>
           <w:tcPr>
-            <w:tcW w:type="dxa" w:w="2592"/>
+            <w:tcW w:type="dxa" w:w="2448"/>
             <w:tcBorders>
               <w:top w:val="single" w:sz="4" w:color="E9ECEF"/>
               <w:left w:val="single" w:sz="4" w:color="E9ECEF"/>
@@ -4497,7 +4497,7 @@
         </w:tc>
         <w:tc>
           <w:tcPr>
-            <w:tcW w:type="dxa" w:w="1872"/>
+            <w:tcW w:type="dxa" w:w="1728"/>
             <w:tcBorders>
               <w:top w:val="single" w:sz="4" w:color="E9ECEF"/>
               <w:left w:val="single" w:sz="4" w:color="E9ECEF"/>
@@ -4523,7 +4523,7 @@
         </w:tc>
         <w:tc>
           <w:tcPr>
-            <w:tcW w:type="dxa" w:w="1872"/>
+            <w:tcW w:type="dxa" w:w="1728"/>
             <w:tcBorders>
               <w:top w:val="single" w:sz="4" w:color="E9ECEF"/>
               <w:left w:val="single" w:sz="4" w:color="E9ECEF"/>
@@ -4598,7 +4598,7 @@
                 <w:color w:val="59595B"/>
                 <w:sz w:val="19"/>
               </w:rPr>
-              <w:t>2026-02-24</w:t>
+              <w:t>—</w:t>
             </w:r>
           </w:p>
         </w:tc>
@@ -4631,7 +4631,7 @@
         </w:tc>
         <w:tc>
           <w:tcPr>
-            <w:tcW w:type="dxa" w:w="2592"/>
+            <w:tcW w:type="dxa" w:w="2448"/>
             <w:shd w:val="clear" w:color="auto" w:fill="F8F9FA"/>
             <w:tcBorders>
               <w:top w:val="single" w:sz="4" w:color="E9ECEF"/>
@@ -4658,7 +4658,7 @@
         </w:tc>
         <w:tc>
           <w:tcPr>
-            <w:tcW w:type="dxa" w:w="1872"/>
+            <w:tcW w:type="dxa" w:w="1728"/>
             <w:shd w:val="clear" w:color="auto" w:fill="F8F9FA"/>
             <w:tcBorders>
               <w:top w:val="single" w:sz="4" w:color="E9ECEF"/>
@@ -4685,7 +4685,7 @@
         </w:tc>
         <w:tc>
           <w:tcPr>
-            <w:tcW w:type="dxa" w:w="1872"/>
+            <w:tcW w:type="dxa" w:w="1728"/>
             <w:shd w:val="clear" w:color="auto" w:fill="F8F9FA"/>
             <w:tcBorders>
               <w:top w:val="single" w:sz="4" w:color="E9ECEF"/>
@@ -4761,7 +4761,7 @@
                 <w:color w:val="59595B"/>
                 <w:sz w:val="19"/>
               </w:rPr>
-              <w:t>2026-02-17</w:t>
+              <w:t>—</w:t>
             </w:r>
           </w:p>
         </w:tc>
@@ -4793,7 +4793,7 @@
         </w:tc>
         <w:tc>
           <w:tcPr>
-            <w:tcW w:type="dxa" w:w="2592"/>
+            <w:tcW w:type="dxa" w:w="2448"/>
             <w:tcBorders>
               <w:top w:val="single" w:sz="4" w:color="E9ECEF"/>
               <w:left w:val="single" w:sz="4" w:color="E9ECEF"/>
@@ -4819,7 +4819,7 @@
         </w:tc>
         <w:tc>
           <w:tcPr>
-            <w:tcW w:type="dxa" w:w="1872"/>
+            <w:tcW w:type="dxa" w:w="1728"/>
             <w:tcBorders>
               <w:top w:val="single" w:sz="4" w:color="E9ECEF"/>
               <w:left w:val="single" w:sz="4" w:color="E9ECEF"/>
@@ -4845,7 +4845,7 @@
         </w:tc>
         <w:tc>
           <w:tcPr>
-            <w:tcW w:type="dxa" w:w="1872"/>
+            <w:tcW w:type="dxa" w:w="1728"/>
             <w:tcBorders>
               <w:top w:val="single" w:sz="4" w:color="E9ECEF"/>
               <w:left w:val="single" w:sz="4" w:color="E9ECEF"/>
@@ -4920,7 +4920,7 @@
                 <w:color w:val="59595B"/>
                 <w:sz w:val="19"/>
               </w:rPr>
-              <w:t>2026-02-10</w:t>
+              <w:t>—</w:t>
             </w:r>
           </w:p>
         </w:tc>
@@ -4953,7 +4953,7 @@
         </w:tc>
         <w:tc>
           <w:tcPr>
-            <w:tcW w:type="dxa" w:w="2592"/>
+            <w:tcW w:type="dxa" w:w="2448"/>
             <w:shd w:val="clear" w:color="auto" w:fill="F8F9FA"/>
             <w:tcBorders>
               <w:top w:val="single" w:sz="4" w:color="E9ECEF"/>
@@ -4980,7 +4980,7 @@
         </w:tc>
         <w:tc>
           <w:tcPr>
-            <w:tcW w:type="dxa" w:w="1872"/>
+            <w:tcW w:type="dxa" w:w="1728"/>
             <w:shd w:val="clear" w:color="auto" w:fill="F8F9FA"/>
             <w:tcBorders>
               <w:top w:val="single" w:sz="4" w:color="E9ECEF"/>
@@ -5007,7 +5007,7 @@
         </w:tc>
         <w:tc>
           <w:tcPr>
-            <w:tcW w:type="dxa" w:w="1872"/>
+            <w:tcW w:type="dxa" w:w="1728"/>
             <w:shd w:val="clear" w:color="auto" w:fill="F8F9FA"/>
             <w:tcBorders>
               <w:top w:val="single" w:sz="4" w:color="E9ECEF"/>
@@ -5083,7 +5083,7 @@
                 <w:color w:val="59595B"/>
                 <w:sz w:val="19"/>
               </w:rPr>
-              <w:t>2026-02-09</w:t>
+              <w:t>—</w:t>
             </w:r>
           </w:p>
         </w:tc>
@@ -5115,7 +5115,7 @@
         </w:tc>
         <w:tc>
           <w:tcPr>
-            <w:tcW w:type="dxa" w:w="2592"/>
+            <w:tcW w:type="dxa" w:w="2448"/>
             <w:tcBorders>
               <w:top w:val="single" w:sz="4" w:color="E9ECEF"/>
               <w:left w:val="single" w:sz="4" w:color="E9ECEF"/>
@@ -5141,7 +5141,7 @@
         </w:tc>
         <w:tc>
           <w:tcPr>
-            <w:tcW w:type="dxa" w:w="1872"/>
+            <w:tcW w:type="dxa" w:w="1728"/>
             <w:tcBorders>
               <w:top w:val="single" w:sz="4" w:color="E9ECEF"/>
               <w:left w:val="single" w:sz="4" w:color="E9ECEF"/>
@@ -5167,7 +5167,7 @@
         </w:tc>
         <w:tc>
           <w:tcPr>
-            <w:tcW w:type="dxa" w:w="1872"/>
+            <w:tcW w:type="dxa" w:w="1728"/>
             <w:tcBorders>
               <w:top w:val="single" w:sz="4" w:color="E9ECEF"/>
               <w:left w:val="single" w:sz="4" w:color="E9ECEF"/>
@@ -5242,7 +5242,7 @@
                 <w:color w:val="59595B"/>
                 <w:sz w:val="19"/>
               </w:rPr>
-              <w:t>2026-02-11</w:t>
+              <w:t>—</w:t>
             </w:r>
           </w:p>
         </w:tc>
@@ -5275,7 +5275,7 @@
         </w:tc>
         <w:tc>
           <w:tcPr>
-            <w:tcW w:type="dxa" w:w="2592"/>
+            <w:tcW w:type="dxa" w:w="2448"/>
             <w:shd w:val="clear" w:color="auto" w:fill="F8F9FA"/>
             <w:tcBorders>
               <w:top w:val="single" w:sz="4" w:color="E9ECEF"/>
@@ -5302,7 +5302,7 @@
         </w:tc>
         <w:tc>
           <w:tcPr>
-            <w:tcW w:type="dxa" w:w="1872"/>
+            <w:tcW w:type="dxa" w:w="1728"/>
             <w:shd w:val="clear" w:color="auto" w:fill="F8F9FA"/>
             <w:tcBorders>
               <w:top w:val="single" w:sz="4" w:color="E9ECEF"/>
@@ -5329,7 +5329,7 @@
         </w:tc>
         <w:tc>
           <w:tcPr>
-            <w:tcW w:type="dxa" w:w="1872"/>
+            <w:tcW w:type="dxa" w:w="1728"/>
             <w:shd w:val="clear" w:color="auto" w:fill="F8F9FA"/>
             <w:tcBorders>
               <w:top w:val="single" w:sz="4" w:color="E9ECEF"/>
@@ -5405,7 +5405,7 @@
                 <w:color w:val="59595B"/>
                 <w:sz w:val="19"/>
               </w:rPr>
-              <w:t>2026-02-12</w:t>
+              <w:t>—</w:t>
             </w:r>
           </w:p>
         </w:tc>
@@ -5437,7 +5437,7 @@
         </w:tc>
         <w:tc>
           <w:tcPr>
-            <w:tcW w:type="dxa" w:w="2592"/>
+            <w:tcW w:type="dxa" w:w="2448"/>
             <w:tcBorders>
               <w:top w:val="single" w:sz="4" w:color="E9ECEF"/>
               <w:left w:val="single" w:sz="4" w:color="E9ECEF"/>
@@ -5463,7 +5463,7 @@
         </w:tc>
         <w:tc>
           <w:tcPr>
-            <w:tcW w:type="dxa" w:w="1872"/>
+            <w:tcW w:type="dxa" w:w="1728"/>
             <w:tcBorders>
               <w:top w:val="single" w:sz="4" w:color="E9ECEF"/>
               <w:left w:val="single" w:sz="4" w:color="E9ECEF"/>
@@ -5489,7 +5489,7 @@
         </w:tc>
         <w:tc>
           <w:tcPr>
-            <w:tcW w:type="dxa" w:w="1872"/>
+            <w:tcW w:type="dxa" w:w="1728"/>
             <w:tcBorders>
               <w:top w:val="single" w:sz="4" w:color="E9ECEF"/>
               <w:left w:val="single" w:sz="4" w:color="E9ECEF"/>
@@ -5564,7 +5564,7 @@
                 <w:color w:val="59595B"/>
                 <w:sz w:val="19"/>
               </w:rPr>
-              <w:t>2026-02-17</w:t>
+              <w:t>—</w:t>
             </w:r>
           </w:p>
         </w:tc>
@@ -5597,7 +5597,7 @@
         </w:tc>
         <w:tc>
           <w:tcPr>
-            <w:tcW w:type="dxa" w:w="2592"/>
+            <w:tcW w:type="dxa" w:w="2448"/>
             <w:shd w:val="clear" w:color="auto" w:fill="F8F9FA"/>
             <w:tcBorders>
               <w:top w:val="single" w:sz="4" w:color="E9ECEF"/>
@@ -5624,7 +5624,7 @@
         </w:tc>
         <w:tc>
           <w:tcPr>
-            <w:tcW w:type="dxa" w:w="1872"/>
+            <w:tcW w:type="dxa" w:w="1728"/>
             <w:shd w:val="clear" w:color="auto" w:fill="F8F9FA"/>
             <w:tcBorders>
               <w:top w:val="single" w:sz="4" w:color="E9ECEF"/>
@@ -5651,7 +5651,7 @@
         </w:tc>
         <w:tc>
           <w:tcPr>
-            <w:tcW w:type="dxa" w:w="1872"/>
+            <w:tcW w:type="dxa" w:w="1728"/>
             <w:shd w:val="clear" w:color="auto" w:fill="F8F9FA"/>
             <w:tcBorders>
               <w:top w:val="single" w:sz="4" w:color="E9ECEF"/>
@@ -5727,7 +5727,7 @@
                 <w:color w:val="59595B"/>
                 <w:sz w:val="19"/>
               </w:rPr>
-              <w:t>2026-02-17</w:t>
+              <w:t>—</w:t>
             </w:r>
           </w:p>
         </w:tc>
@@ -5759,7 +5759,7 @@
         </w:tc>
         <w:tc>
           <w:tcPr>
-            <w:tcW w:type="dxa" w:w="2592"/>
+            <w:tcW w:type="dxa" w:w="2448"/>
             <w:tcBorders>
               <w:top w:val="single" w:sz="4" w:color="E9ECEF"/>
               <w:left w:val="single" w:sz="4" w:color="E9ECEF"/>
@@ -5785,7 +5785,7 @@
         </w:tc>
         <w:tc>
           <w:tcPr>
-            <w:tcW w:type="dxa" w:w="1872"/>
+            <w:tcW w:type="dxa" w:w="1728"/>
             <w:tcBorders>
               <w:top w:val="single" w:sz="4" w:color="E9ECEF"/>
               <w:left w:val="single" w:sz="4" w:color="E9ECEF"/>
@@ -5811,7 +5811,7 @@
         </w:tc>
         <w:tc>
           <w:tcPr>
-            <w:tcW w:type="dxa" w:w="1872"/>
+            <w:tcW w:type="dxa" w:w="1728"/>
             <w:tcBorders>
               <w:top w:val="single" w:sz="4" w:color="E9ECEF"/>
               <w:left w:val="single" w:sz="4" w:color="E9ECEF"/>
@@ -5886,7 +5886,7 @@
                 <w:color w:val="59595B"/>
                 <w:sz w:val="19"/>
               </w:rPr>
-              <w:t>2026-02-17</w:t>
+              <w:t>—</w:t>
             </w:r>
           </w:p>
         </w:tc>
@@ -5919,7 +5919,7 @@
         </w:tc>
         <w:tc>
           <w:tcPr>
-            <w:tcW w:type="dxa" w:w="2592"/>
+            <w:tcW w:type="dxa" w:w="2448"/>
             <w:shd w:val="clear" w:color="auto" w:fill="F8F9FA"/>
             <w:tcBorders>
               <w:top w:val="single" w:sz="4" w:color="E9ECEF"/>
@@ -5946,7 +5946,7 @@
         </w:tc>
         <w:tc>
           <w:tcPr>
-            <w:tcW w:type="dxa" w:w="1872"/>
+            <w:tcW w:type="dxa" w:w="1728"/>
             <w:shd w:val="clear" w:color="auto" w:fill="F8F9FA"/>
             <w:tcBorders>
               <w:top w:val="single" w:sz="4" w:color="E9ECEF"/>
@@ -5973,7 +5973,7 @@
         </w:tc>
         <w:tc>
           <w:tcPr>
-            <w:tcW w:type="dxa" w:w="1872"/>
+            <w:tcW w:type="dxa" w:w="1728"/>
             <w:shd w:val="clear" w:color="auto" w:fill="F8F9FA"/>
             <w:tcBorders>
               <w:top w:val="single" w:sz="4" w:color="E9ECEF"/>
@@ -6049,7 +6049,7 @@
                 <w:color w:val="59595B"/>
                 <w:sz w:val="19"/>
               </w:rPr>
-              <w:t>2026-02-10</w:t>
+              <w:t>—</w:t>
             </w:r>
           </w:p>
         </w:tc>
@@ -6081,7 +6081,7 @@
         </w:tc>
         <w:tc>
           <w:tcPr>
-            <w:tcW w:type="dxa" w:w="2592"/>
+            <w:tcW w:type="dxa" w:w="2448"/>
             <w:tcBorders>
               <w:top w:val="single" w:sz="4" w:color="E9ECEF"/>
               <w:left w:val="single" w:sz="4" w:color="E9ECEF"/>
@@ -6107,7 +6107,7 @@
         </w:tc>
         <w:tc>
           <w:tcPr>
-            <w:tcW w:type="dxa" w:w="1872"/>
+            <w:tcW w:type="dxa" w:w="1728"/>
             <w:tcBorders>
               <w:top w:val="single" w:sz="4" w:color="E9ECEF"/>
               <w:left w:val="single" w:sz="4" w:color="E9ECEF"/>
@@ -6133,7 +6133,7 @@
         </w:tc>
         <w:tc>
           <w:tcPr>
-            <w:tcW w:type="dxa" w:w="1872"/>
+            <w:tcW w:type="dxa" w:w="1728"/>
             <w:tcBorders>
               <w:top w:val="single" w:sz="4" w:color="E9ECEF"/>
               <w:left w:val="single" w:sz="4" w:color="E9ECEF"/>
@@ -6208,7 +6208,7 @@
                 <w:color w:val="59595B"/>
                 <w:sz w:val="19"/>
               </w:rPr>
-              <w:t>2026-02-18</w:t>
+              <w:t>—</w:t>
             </w:r>
           </w:p>
         </w:tc>
@@ -6241,7 +6241,7 @@
         </w:tc>
         <w:tc>
           <w:tcPr>
-            <w:tcW w:type="dxa" w:w="2592"/>
+            <w:tcW w:type="dxa" w:w="2448"/>
             <w:shd w:val="clear" w:color="auto" w:fill="F8F9FA"/>
             <w:tcBorders>
               <w:top w:val="single" w:sz="4" w:color="E9ECEF"/>
@@ -6268,7 +6268,7 @@
         </w:tc>
         <w:tc>
           <w:tcPr>
-            <w:tcW w:type="dxa" w:w="1872"/>
+            <w:tcW w:type="dxa" w:w="1728"/>
             <w:shd w:val="clear" w:color="auto" w:fill="F8F9FA"/>
             <w:tcBorders>
               <w:top w:val="single" w:sz="4" w:color="E9ECEF"/>
@@ -6295,7 +6295,7 @@
         </w:tc>
         <w:tc>
           <w:tcPr>
-            <w:tcW w:type="dxa" w:w="1872"/>
+            <w:tcW w:type="dxa" w:w="1728"/>
             <w:shd w:val="clear" w:color="auto" w:fill="F8F9FA"/>
             <w:tcBorders>
               <w:top w:val="single" w:sz="4" w:color="E9ECEF"/>
@@ -6371,7 +6371,7 @@
                 <w:color w:val="59595B"/>
                 <w:sz w:val="19"/>
               </w:rPr>
-              <w:t>2026-02-12</w:t>
+              <w:t>—</w:t>
             </w:r>
           </w:p>
         </w:tc>
@@ -6403,7 +6403,7 @@
         </w:tc>
         <w:tc>
           <w:tcPr>
-            <w:tcW w:type="dxa" w:w="2592"/>
+            <w:tcW w:type="dxa" w:w="2448"/>
             <w:tcBorders>
               <w:top w:val="single" w:sz="4" w:color="E9ECEF"/>
               <w:left w:val="single" w:sz="4" w:color="E9ECEF"/>
@@ -6429,7 +6429,7 @@
         </w:tc>
         <w:tc>
           <w:tcPr>
-            <w:tcW w:type="dxa" w:w="1872"/>
+            <w:tcW w:type="dxa" w:w="1728"/>
             <w:tcBorders>
               <w:top w:val="single" w:sz="4" w:color="E9ECEF"/>
               <w:left w:val="single" w:sz="4" w:color="E9ECEF"/>
@@ -6455,7 +6455,7 @@
         </w:tc>
         <w:tc>
           <w:tcPr>
-            <w:tcW w:type="dxa" w:w="1872"/>
+            <w:tcW w:type="dxa" w:w="1728"/>
             <w:tcBorders>
               <w:top w:val="single" w:sz="4" w:color="E9ECEF"/>
               <w:left w:val="single" w:sz="4" w:color="E9ECEF"/>
@@ -6530,7 +6530,7 @@
                 <w:color w:val="59595B"/>
                 <w:sz w:val="19"/>
               </w:rPr>
-              <w:t>2026-02-17</w:t>
+              <w:t>—</w:t>
             </w:r>
           </w:p>
         </w:tc>
@@ -6563,7 +6563,7 @@
         </w:tc>
         <w:tc>
           <w:tcPr>
-            <w:tcW w:type="dxa" w:w="2592"/>
+            <w:tcW w:type="dxa" w:w="2448"/>
             <w:shd w:val="clear" w:color="auto" w:fill="F8F9FA"/>
             <w:tcBorders>
               <w:top w:val="single" w:sz="4" w:color="E9ECEF"/>
@@ -6590,7 +6590,7 @@
         </w:tc>
         <w:tc>
           <w:tcPr>
-            <w:tcW w:type="dxa" w:w="1872"/>
+            <w:tcW w:type="dxa" w:w="1728"/>
             <w:shd w:val="clear" w:color="auto" w:fill="F8F9FA"/>
             <w:tcBorders>
               <w:top w:val="single" w:sz="4" w:color="E9ECEF"/>
@@ -6617,7 +6617,7 @@
         </w:tc>
         <w:tc>
           <w:tcPr>
-            <w:tcW w:type="dxa" w:w="1872"/>
+            <w:tcW w:type="dxa" w:w="1728"/>
             <w:shd w:val="clear" w:color="auto" w:fill="F8F9FA"/>
             <w:tcBorders>
               <w:top w:val="single" w:sz="4" w:color="E9ECEF"/>
@@ -6693,7 +6693,7 @@
                 <w:color w:val="59595B"/>
                 <w:sz w:val="19"/>
               </w:rPr>
-              <w:t>2026-02-17</w:t>
+              <w:t>—</w:t>
             </w:r>
           </w:p>
         </w:tc>
@@ -6725,7 +6725,7 @@
         </w:tc>
         <w:tc>
           <w:tcPr>
-            <w:tcW w:type="dxa" w:w="2592"/>
+            <w:tcW w:type="dxa" w:w="2448"/>
             <w:tcBorders>
               <w:top w:val="single" w:sz="4" w:color="E9ECEF"/>
               <w:left w:val="single" w:sz="4" w:color="E9ECEF"/>
@@ -6751,7 +6751,7 @@
         </w:tc>
         <w:tc>
           <w:tcPr>
-            <w:tcW w:type="dxa" w:w="1872"/>
+            <w:tcW w:type="dxa" w:w="1728"/>
             <w:tcBorders>
               <w:top w:val="single" w:sz="4" w:color="E9ECEF"/>
               <w:left w:val="single" w:sz="4" w:color="E9ECEF"/>
@@ -6777,7 +6777,7 @@
         </w:tc>
         <w:tc>
           <w:tcPr>
-            <w:tcW w:type="dxa" w:w="1872"/>
+            <w:tcW w:type="dxa" w:w="1728"/>
             <w:tcBorders>
               <w:top w:val="single" w:sz="4" w:color="E9ECEF"/>
               <w:left w:val="single" w:sz="4" w:color="E9ECEF"/>
@@ -6852,7 +6852,7 @@
                 <w:color w:val="59595B"/>
                 <w:sz w:val="19"/>
               </w:rPr>
-              <w:t>2026-02-13</w:t>
+              <w:t>—</w:t>
             </w:r>
           </w:p>
         </w:tc>
@@ -6885,7 +6885,7 @@
         </w:tc>
         <w:tc>
           <w:tcPr>
-            <w:tcW w:type="dxa" w:w="2592"/>
+            <w:tcW w:type="dxa" w:w="2448"/>
             <w:shd w:val="clear" w:color="auto" w:fill="F8F9FA"/>
             <w:tcBorders>
               <w:top w:val="single" w:sz="4" w:color="E9ECEF"/>
@@ -6912,7 +6912,7 @@
         </w:tc>
         <w:tc>
           <w:tcPr>
-            <w:tcW w:type="dxa" w:w="1872"/>
+            <w:tcW w:type="dxa" w:w="1728"/>
             <w:shd w:val="clear" w:color="auto" w:fill="F8F9FA"/>
             <w:tcBorders>
               <w:top w:val="single" w:sz="4" w:color="E9ECEF"/>
@@ -6939,7 +6939,7 @@
         </w:tc>
         <w:tc>
           <w:tcPr>
-            <w:tcW w:type="dxa" w:w="1872"/>
+            <w:tcW w:type="dxa" w:w="1728"/>
             <w:shd w:val="clear" w:color="auto" w:fill="F8F9FA"/>
             <w:tcBorders>
               <w:top w:val="single" w:sz="4" w:color="E9ECEF"/>
@@ -7015,7 +7015,7 @@
                 <w:color w:val="59595B"/>
                 <w:sz w:val="19"/>
               </w:rPr>
-              <w:t>2026-02-10</w:t>
+              <w:t>—</w:t>
             </w:r>
           </w:p>
         </w:tc>
@@ -7047,7 +7047,7 @@
         </w:tc>
         <w:tc>
           <w:tcPr>
-            <w:tcW w:type="dxa" w:w="2592"/>
+            <w:tcW w:type="dxa" w:w="2448"/>
             <w:tcBorders>
               <w:top w:val="single" w:sz="4" w:color="E9ECEF"/>
               <w:left w:val="single" w:sz="4" w:color="E9ECEF"/>
@@ -7073,7 +7073,7 @@
         </w:tc>
         <w:tc>
           <w:tcPr>
-            <w:tcW w:type="dxa" w:w="1872"/>
+            <w:tcW w:type="dxa" w:w="1728"/>
             <w:tcBorders>
               <w:top w:val="single" w:sz="4" w:color="E9ECEF"/>
               <w:left w:val="single" w:sz="4" w:color="E9ECEF"/>
@@ -7099,7 +7099,7 @@
         </w:tc>
         <w:tc>
           <w:tcPr>
-            <w:tcW w:type="dxa" w:w="1872"/>
+            <w:tcW w:type="dxa" w:w="1728"/>
             <w:tcBorders>
               <w:top w:val="single" w:sz="4" w:color="E9ECEF"/>
               <w:left w:val="single" w:sz="4" w:color="E9ECEF"/>
@@ -7174,7 +7174,7 @@
                 <w:color w:val="59595B"/>
                 <w:sz w:val="19"/>
               </w:rPr>
-              <w:t>2026-02-18</w:t>
+              <w:t>—</w:t>
             </w:r>
           </w:p>
         </w:tc>
@@ -7207,7 +7207,7 @@
         </w:tc>
         <w:tc>
           <w:tcPr>
-            <w:tcW w:type="dxa" w:w="2592"/>
+            <w:tcW w:type="dxa" w:w="2448"/>
             <w:shd w:val="clear" w:color="auto" w:fill="F8F9FA"/>
             <w:tcBorders>
               <w:top w:val="single" w:sz="4" w:color="E9ECEF"/>
@@ -7234,7 +7234,7 @@
         </w:tc>
         <w:tc>
           <w:tcPr>
-            <w:tcW w:type="dxa" w:w="1872"/>
+            <w:tcW w:type="dxa" w:w="1728"/>
             <w:shd w:val="clear" w:color="auto" w:fill="F8F9FA"/>
             <w:tcBorders>
               <w:top w:val="single" w:sz="4" w:color="E9ECEF"/>
@@ -7261,7 +7261,7 @@
         </w:tc>
         <w:tc>
           <w:tcPr>
-            <w:tcW w:type="dxa" w:w="1872"/>
+            <w:tcW w:type="dxa" w:w="1728"/>
             <w:shd w:val="clear" w:color="auto" w:fill="F8F9FA"/>
             <w:tcBorders>
               <w:top w:val="single" w:sz="4" w:color="E9ECEF"/>
@@ -7337,7 +7337,7 @@
                 <w:color w:val="59595B"/>
                 <w:sz w:val="19"/>
               </w:rPr>
-              <w:t>2026-02-17</w:t>
+              <w:t>—</w:t>
             </w:r>
           </w:p>
         </w:tc>
@@ -7369,7 +7369,7 @@
         </w:tc>
         <w:tc>
           <w:tcPr>
-            <w:tcW w:type="dxa" w:w="2592"/>
+            <w:tcW w:type="dxa" w:w="2448"/>
             <w:tcBorders>
               <w:top w:val="single" w:sz="4" w:color="E9ECEF"/>
               <w:left w:val="single" w:sz="4" w:color="E9ECEF"/>
@@ -7395,7 +7395,7 @@
         </w:tc>
         <w:tc>
           <w:tcPr>
-            <w:tcW w:type="dxa" w:w="1872"/>
+            <w:tcW w:type="dxa" w:w="1728"/>
             <w:tcBorders>
               <w:top w:val="single" w:sz="4" w:color="E9ECEF"/>
               <w:left w:val="single" w:sz="4" w:color="E9ECEF"/>
@@ -7421,7 +7421,7 @@
         </w:tc>
         <w:tc>
           <w:tcPr>
-            <w:tcW w:type="dxa" w:w="1872"/>
+            <w:tcW w:type="dxa" w:w="1728"/>
             <w:tcBorders>
               <w:top w:val="single" w:sz="4" w:color="E9ECEF"/>
               <w:left w:val="single" w:sz="4" w:color="E9ECEF"/>
@@ -7496,7 +7496,7 @@
                 <w:color w:val="59595B"/>
                 <w:sz w:val="19"/>
               </w:rPr>
-              <w:t>2026-02-13</w:t>
+              <w:t>—</w:t>
             </w:r>
           </w:p>
         </w:tc>
@@ -7529,7 +7529,7 @@
         </w:tc>
         <w:tc>
           <w:tcPr>
-            <w:tcW w:type="dxa" w:w="2592"/>
+            <w:tcW w:type="dxa" w:w="2448"/>
             <w:shd w:val="clear" w:color="auto" w:fill="F8F9FA"/>
             <w:tcBorders>
               <w:top w:val="single" w:sz="4" w:color="E9ECEF"/>
@@ -7556,7 +7556,7 @@
         </w:tc>
         <w:tc>
           <w:tcPr>
-            <w:tcW w:type="dxa" w:w="1872"/>
+            <w:tcW w:type="dxa" w:w="1728"/>
             <w:shd w:val="clear" w:color="auto" w:fill="F8F9FA"/>
             <w:tcBorders>
               <w:top w:val="single" w:sz="4" w:color="E9ECEF"/>
@@ -7583,7 +7583,7 @@
         </w:tc>
         <w:tc>
           <w:tcPr>
-            <w:tcW w:type="dxa" w:w="1872"/>
+            <w:tcW w:type="dxa" w:w="1728"/>
             <w:shd w:val="clear" w:color="auto" w:fill="F8F9FA"/>
             <w:tcBorders>
               <w:top w:val="single" w:sz="4" w:color="E9ECEF"/>
@@ -7659,7 +7659,7 @@
                 <w:color w:val="59595B"/>
                 <w:sz w:val="19"/>
               </w:rPr>
-              <w:t>2026-02-10</w:t>
+              <w:t>—</w:t>
             </w:r>
           </w:p>
         </w:tc>
@@ -7691,7 +7691,7 @@
         </w:tc>
         <w:tc>
           <w:tcPr>
-            <w:tcW w:type="dxa" w:w="2592"/>
+            <w:tcW w:type="dxa" w:w="2448"/>
             <w:tcBorders>
               <w:top w:val="single" w:sz="4" w:color="E9ECEF"/>
               <w:left w:val="single" w:sz="4" w:color="E9ECEF"/>
@@ -7717,7 +7717,7 @@
         </w:tc>
         <w:tc>
           <w:tcPr>
-            <w:tcW w:type="dxa" w:w="1872"/>
+            <w:tcW w:type="dxa" w:w="1728"/>
             <w:tcBorders>
               <w:top w:val="single" w:sz="4" w:color="E9ECEF"/>
               <w:left w:val="single" w:sz="4" w:color="E9ECEF"/>
@@ -7743,7 +7743,7 @@
         </w:tc>
         <w:tc>
           <w:tcPr>
-            <w:tcW w:type="dxa" w:w="1872"/>
+            <w:tcW w:type="dxa" w:w="1728"/>
             <w:tcBorders>
               <w:top w:val="single" w:sz="4" w:color="E9ECEF"/>
               <w:left w:val="single" w:sz="4" w:color="E9ECEF"/>
@@ -7818,7 +7818,7 @@
                 <w:color w:val="59595B"/>
                 <w:sz w:val="19"/>
               </w:rPr>
-              <w:t>2026-02-10</w:t>
+              <w:t>—</w:t>
             </w:r>
           </w:p>
         </w:tc>
@@ -7851,7 +7851,7 @@
         </w:tc>
         <w:tc>
           <w:tcPr>
-            <w:tcW w:type="dxa" w:w="2592"/>
+            <w:tcW w:type="dxa" w:w="2448"/>
             <w:shd w:val="clear" w:color="auto" w:fill="F8F9FA"/>
             <w:tcBorders>
               <w:top w:val="single" w:sz="4" w:color="E9ECEF"/>
@@ -7878,7 +7878,7 @@
         </w:tc>
         <w:tc>
           <w:tcPr>
-            <w:tcW w:type="dxa" w:w="1872"/>
+            <w:tcW w:type="dxa" w:w="1728"/>
             <w:shd w:val="clear" w:color="auto" w:fill="F8F9FA"/>
             <w:tcBorders>
               <w:top w:val="single" w:sz="4" w:color="E9ECEF"/>
@@ -7905,7 +7905,7 @@
         </w:tc>
         <w:tc>
           <w:tcPr>
-            <w:tcW w:type="dxa" w:w="1872"/>
+            <w:tcW w:type="dxa" w:w="1728"/>
             <w:shd w:val="clear" w:color="auto" w:fill="F8F9FA"/>
             <w:tcBorders>
               <w:top w:val="single" w:sz="4" w:color="E9ECEF"/>
@@ -7981,7 +7981,7 @@
                 <w:color w:val="59595B"/>
                 <w:sz w:val="19"/>
               </w:rPr>
-              <w:t>2026-02-16</w:t>
+              <w:t>—</w:t>
             </w:r>
           </w:p>
         </w:tc>
@@ -8013,7 +8013,7 @@
         </w:tc>
         <w:tc>
           <w:tcPr>
-            <w:tcW w:type="dxa" w:w="2592"/>
+            <w:tcW w:type="dxa" w:w="2448"/>
             <w:tcBorders>
               <w:top w:val="single" w:sz="4" w:color="E9ECEF"/>
               <w:left w:val="single" w:sz="4" w:color="E9ECEF"/>
@@ -8039,7 +8039,7 @@
         </w:tc>
         <w:tc>
           <w:tcPr>
-            <w:tcW w:type="dxa" w:w="1872"/>
+            <w:tcW w:type="dxa" w:w="1728"/>
             <w:tcBorders>
               <w:top w:val="single" w:sz="4" w:color="E9ECEF"/>
               <w:left w:val="single" w:sz="4" w:color="E9ECEF"/>
@@ -8065,7 +8065,7 @@
         </w:tc>
         <w:tc>
           <w:tcPr>
-            <w:tcW w:type="dxa" w:w="1872"/>
+            <w:tcW w:type="dxa" w:w="1728"/>
             <w:tcBorders>
               <w:top w:val="single" w:sz="4" w:color="E9ECEF"/>
               <w:left w:val="single" w:sz="4" w:color="E9ECEF"/>
@@ -8140,7 +8140,7 @@
                 <w:color w:val="59595B"/>
                 <w:sz w:val="19"/>
               </w:rPr>
-              <w:t>2026-02-17</w:t>
+              <w:t>—</w:t>
             </w:r>
           </w:p>
         </w:tc>
@@ -8173,7 +8173,7 @@
         </w:tc>
         <w:tc>
           <w:tcPr>
-            <w:tcW w:type="dxa" w:w="2592"/>
+            <w:tcW w:type="dxa" w:w="2448"/>
             <w:shd w:val="clear" w:color="auto" w:fill="F8F9FA"/>
             <w:tcBorders>
               <w:top w:val="single" w:sz="4" w:color="E9ECEF"/>
@@ -8200,7 +8200,7 @@
         </w:tc>
         <w:tc>
           <w:tcPr>
-            <w:tcW w:type="dxa" w:w="1872"/>
+            <w:tcW w:type="dxa" w:w="1728"/>
             <w:shd w:val="clear" w:color="auto" w:fill="F8F9FA"/>
             <w:tcBorders>
               <w:top w:val="single" w:sz="4" w:color="E9ECEF"/>
@@ -8227,7 +8227,7 @@
         </w:tc>
         <w:tc>
           <w:tcPr>
-            <w:tcW w:type="dxa" w:w="1872"/>
+            <w:tcW w:type="dxa" w:w="1728"/>
             <w:shd w:val="clear" w:color="auto" w:fill="F8F9FA"/>
             <w:tcBorders>
               <w:top w:val="single" w:sz="4" w:color="E9ECEF"/>
@@ -8303,7 +8303,7 @@
                 <w:color w:val="59595B"/>
                 <w:sz w:val="19"/>
               </w:rPr>
-              <w:t>2026-02-17</w:t>
+              <w:t>—</w:t>
             </w:r>
           </w:p>
         </w:tc>
@@ -8335,7 +8335,7 @@
         </w:tc>
         <w:tc>
           <w:tcPr>
-            <w:tcW w:type="dxa" w:w="2592"/>
+            <w:tcW w:type="dxa" w:w="2448"/>
             <w:tcBorders>
               <w:top w:val="single" w:sz="4" w:color="E9ECEF"/>
               <w:left w:val="single" w:sz="4" w:color="E9ECEF"/>
@@ -8361,7 +8361,7 @@
         </w:tc>
         <w:tc>
           <w:tcPr>
-            <w:tcW w:type="dxa" w:w="1872"/>
+            <w:tcW w:type="dxa" w:w="1728"/>
             <w:tcBorders>
               <w:top w:val="single" w:sz="4" w:color="E9ECEF"/>
               <w:left w:val="single" w:sz="4" w:color="E9ECEF"/>
@@ -8387,7 +8387,7 @@
         </w:tc>
         <w:tc>
           <w:tcPr>
-            <w:tcW w:type="dxa" w:w="1872"/>
+            <w:tcW w:type="dxa" w:w="1728"/>
             <w:tcBorders>
               <w:top w:val="single" w:sz="4" w:color="E9ECEF"/>
               <w:left w:val="single" w:sz="4" w:color="E9ECEF"/>
@@ -8462,7 +8462,7 @@
                 <w:color w:val="59595B"/>
                 <w:sz w:val="19"/>
               </w:rPr>
-              <w:t>2026-02-17</w:t>
+              <w:t>—</w:t>
             </w:r>
           </w:p>
         </w:tc>
@@ -8495,7 +8495,7 @@
         </w:tc>
         <w:tc>
           <w:tcPr>
-            <w:tcW w:type="dxa" w:w="2592"/>
+            <w:tcW w:type="dxa" w:w="2448"/>
             <w:shd w:val="clear" w:color="auto" w:fill="F8F9FA"/>
             <w:tcBorders>
               <w:top w:val="single" w:sz="4" w:color="E9ECEF"/>
@@ -8522,7 +8522,7 @@
         </w:tc>
         <w:tc>
           <w:tcPr>
-            <w:tcW w:type="dxa" w:w="1872"/>
+            <w:tcW w:type="dxa" w:w="1728"/>
             <w:shd w:val="clear" w:color="auto" w:fill="F8F9FA"/>
             <w:tcBorders>
               <w:top w:val="single" w:sz="4" w:color="E9ECEF"/>
@@ -8549,7 +8549,7 @@
         </w:tc>
         <w:tc>
           <w:tcPr>
-            <w:tcW w:type="dxa" w:w="1872"/>
+            <w:tcW w:type="dxa" w:w="1728"/>
             <w:shd w:val="clear" w:color="auto" w:fill="F8F9FA"/>
             <w:tcBorders>
               <w:top w:val="single" w:sz="4" w:color="E9ECEF"/>
@@ -8625,7 +8625,7 @@
                 <w:color w:val="59595B"/>
                 <w:sz w:val="19"/>
               </w:rPr>
-              <w:t>2026-02-10</w:t>
+              <w:t>—</w:t>
             </w:r>
           </w:p>
         </w:tc>
@@ -8657,7 +8657,7 @@
         </w:tc>
         <w:tc>
           <w:tcPr>
-            <w:tcW w:type="dxa" w:w="2592"/>
+            <w:tcW w:type="dxa" w:w="2448"/>
             <w:tcBorders>
               <w:top w:val="single" w:sz="4" w:color="E9ECEF"/>
               <w:left w:val="single" w:sz="4" w:color="E9ECEF"/>
@@ -8683,7 +8683,7 @@
         </w:tc>
         <w:tc>
           <w:tcPr>
-            <w:tcW w:type="dxa" w:w="1872"/>
+            <w:tcW w:type="dxa" w:w="1728"/>
             <w:tcBorders>
               <w:top w:val="single" w:sz="4" w:color="E9ECEF"/>
               <w:left w:val="single" w:sz="4" w:color="E9ECEF"/>
@@ -8709,7 +8709,7 @@
         </w:tc>
         <w:tc>
           <w:tcPr>
-            <w:tcW w:type="dxa" w:w="1872"/>
+            <w:tcW w:type="dxa" w:w="1728"/>
             <w:tcBorders>
               <w:top w:val="single" w:sz="4" w:color="E9ECEF"/>
               <w:left w:val="single" w:sz="4" w:color="E9ECEF"/>
@@ -8784,7 +8784,7 @@
                 <w:color w:val="59595B"/>
                 <w:sz w:val="19"/>
               </w:rPr>
-              <w:t>2026-02-18</w:t>
+              <w:t>—</w:t>
             </w:r>
           </w:p>
         </w:tc>
@@ -8817,7 +8817,7 @@
         </w:tc>
         <w:tc>
           <w:tcPr>
-            <w:tcW w:type="dxa" w:w="2592"/>
+            <w:tcW w:type="dxa" w:w="2448"/>
             <w:shd w:val="clear" w:color="auto" w:fill="F8F9FA"/>
             <w:tcBorders>
               <w:top w:val="single" w:sz="4" w:color="E9ECEF"/>
@@ -8844,7 +8844,7 @@
         </w:tc>
         <w:tc>
           <w:tcPr>
-            <w:tcW w:type="dxa" w:w="1872"/>
+            <w:tcW w:type="dxa" w:w="1728"/>
             <w:shd w:val="clear" w:color="auto" w:fill="F8F9FA"/>
             <w:tcBorders>
               <w:top w:val="single" w:sz="4" w:color="E9ECEF"/>
@@ -8871,7 +8871,7 @@
         </w:tc>
         <w:tc>
           <w:tcPr>
-            <w:tcW w:type="dxa" w:w="1872"/>
+            <w:tcW w:type="dxa" w:w="1728"/>
             <w:shd w:val="clear" w:color="auto" w:fill="F8F9FA"/>
             <w:tcBorders>
               <w:top w:val="single" w:sz="4" w:color="E9ECEF"/>
@@ -8937,7 +8937,7 @@
           <w:color w:val="59595B"/>
           <w:sz w:val="20"/>
         </w:rPr>
-        <w:t>Showing 40 of 56 alerts. Full list available on request.</w:t>
+        <w:t>Showing 40 of 56 alerts. Full list available on request — email support@technijian.com.</w:t>
       </w:r>
     </w:p>
     <w:p>
@@ -9182,6 +9182,78 @@
                 <w:color w:val="006DB6"/>
                 <w:sz w:val="28"/>
               </w:rPr>
+              <w:t xml:space="preserve">  Industry News &amp; Vendor Innovations</w:t>
+            </w:r>
+          </w:p>
+        </w:tc>
+      </w:tr>
+    </w:tbl>
+    <w:p>
+      <w:pPr>
+        <w:spacing w:after="160"/>
+      </w:pPr>
+      <w:r>
+        <w:rPr>
+          <w:rFonts w:ascii="Open Sans" w:hAnsi="Open Sans"/>
+          <w:b w:val="0"/>
+          <w:i w:val="0"/>
+          <w:color w:val="59595B"/>
+          <w:sz w:val="22"/>
+        </w:rPr>
+        <w:t>CrowdStrike announced no major platform changes this month. Routine detection-content updates and sensor improvements continued to roll out automatically. Technijian tracks CrowdStrike's release notes monthly so future updates land in this section as they're published.</w:t>
+      </w:r>
+    </w:p>
+    <w:p/>
+    <w:tbl>
+      <w:tblPr>
+        <w:tblW w:type="auto" w:w="0"/>
+        <w:tblLayout w:type="fixed"/>
+        <w:tblLook w:firstColumn="1" w:firstRow="1" w:lastColumn="0" w:lastRow="0" w:noHBand="0" w:noVBand="1" w:val="04A0"/>
+      </w:tblPr>
+      <w:tblGrid>
+        <w:gridCol w:w="94"/>
+        <w:gridCol w:w="8976"/>
+      </w:tblGrid>
+      <w:tr>
+        <w:tc>
+          <w:tcPr>
+            <w:tcW w:type="dxa" w:w="94"/>
+            <w:shd w:val="clear" w:color="auto" w:fill="006DB6"/>
+            <w:tcBorders>
+              <w:top w:val="nil"/>
+              <w:left w:val="nil"/>
+              <w:bottom w:val="nil"/>
+              <w:right w:val="nil"/>
+              <w:insideH w:val="nil"/>
+              <w:insideV w:val="nil"/>
+            </w:tcBorders>
+          </w:tcPr>
+          <w:p/>
+        </w:tc>
+        <w:tc>
+          <w:tcPr>
+            <w:tcW w:type="dxa" w:w="8976"/>
+            <w:tcBorders>
+              <w:top w:val="nil"/>
+              <w:left w:val="nil"/>
+              <w:bottom w:val="nil"/>
+              <w:right w:val="nil"/>
+              <w:insideH w:val="nil"/>
+              <w:insideV w:val="nil"/>
+            </w:tcBorders>
+          </w:tcPr>
+          <w:p>
+            <w:pPr>
+              <w:spacing w:before="80" w:after="80"/>
+            </w:pPr>
+            <w:r>
+              <w:rPr>
+                <w:rFonts w:ascii="Open Sans" w:hAnsi="Open Sans"/>
+                <w:b/>
+                <w:i w:val="0"/>
+                <w:color w:val="006DB6"/>
+                <w:sz w:val="28"/>
+              </w:rPr>
               <w:t xml:space="preserve">  Recommendations</w:t>
             </w:r>
           </w:p>
@@ -9376,7 +9448,7 @@
                 <w:color w:val="59595B"/>
                 <w:sz w:val="19"/>
               </w:rPr>
-              <w:t>2026-02-26</w:t>
+              <w:t>—</w:t>
             </w:r>
           </w:p>
         </w:tc>
@@ -9509,7 +9581,7 @@
                 <w:color w:val="59595B"/>
                 <w:sz w:val="19"/>
               </w:rPr>
-              <w:t>2026-02-26</w:t>
+              <w:t>—</w:t>
             </w:r>
           </w:p>
         </w:tc>
@@ -9645,7 +9717,7 @@
                 <w:color w:val="59595B"/>
                 <w:sz w:val="19"/>
               </w:rPr>
-              <w:t>2026-02-24</w:t>
+              <w:t>—</w:t>
             </w:r>
           </w:p>
         </w:tc>
@@ -9778,7 +9850,7 @@
                 <w:color w:val="59595B"/>
                 <w:sz w:val="19"/>
               </w:rPr>
-              <w:t>2026-02-24</w:t>
+              <w:t>—</w:t>
             </w:r>
           </w:p>
         </w:tc>
@@ -9914,7 +9986,7 @@
                 <w:color w:val="59595B"/>
                 <w:sz w:val="19"/>
               </w:rPr>
-              <w:t>2026-02-21</w:t>
+              <w:t>—</w:t>
             </w:r>
           </w:p>
         </w:tc>
@@ -10047,7 +10119,7 @@
                 <w:color w:val="59595B"/>
                 <w:sz w:val="19"/>
               </w:rPr>
-              <w:t>2026-02-24</w:t>
+              <w:t>—</w:t>
             </w:r>
           </w:p>
         </w:tc>
@@ -10183,7 +10255,7 @@
                 <w:color w:val="59595B"/>
                 <w:sz w:val="19"/>
               </w:rPr>
-              <w:t>2026-02-17</w:t>
+              <w:t>—</w:t>
             </w:r>
           </w:p>
         </w:tc>
@@ -10316,7 +10388,7 @@
                 <w:color w:val="59595B"/>
                 <w:sz w:val="19"/>
               </w:rPr>
-              <w:t>2026-02-12</w:t>
+              <w:t>—</w:t>
             </w:r>
           </w:p>
         </w:tc>
@@ -10452,7 +10524,7 @@
                 <w:color w:val="59595B"/>
                 <w:sz w:val="19"/>
               </w:rPr>
-              <w:t>2026-02-17</w:t>
+              <w:t>—</w:t>
             </w:r>
           </w:p>
         </w:tc>
@@ -10585,7 +10657,7 @@
                 <w:color w:val="59595B"/>
                 <w:sz w:val="19"/>
               </w:rPr>
-              <w:t>2026-02-10</w:t>
+              <w:t>—</w:t>
             </w:r>
           </w:p>
         </w:tc>
@@ -10721,7 +10793,7 @@
                 <w:color w:val="59595B"/>
                 <w:sz w:val="19"/>
               </w:rPr>
-              <w:t>2026-02-18</w:t>
+              <w:t>—</w:t>
             </w:r>
           </w:p>
         </w:tc>
@@ -10854,7 +10926,7 @@
                 <w:color w:val="59595B"/>
                 <w:sz w:val="19"/>
               </w:rPr>
-              <w:t>2026-02-12</w:t>
+              <w:t>—</w:t>
             </w:r>
           </w:p>
         </w:tc>
@@ -10990,7 +11062,7 @@
                 <w:color w:val="59595B"/>
                 <w:sz w:val="19"/>
               </w:rPr>
-              <w:t>2026-02-17</w:t>
+              <w:t>—</w:t>
             </w:r>
           </w:p>
         </w:tc>
@@ -11123,7 +11195,7 @@
                 <w:color w:val="59595B"/>
                 <w:sz w:val="19"/>
               </w:rPr>
-              <w:t>2026-02-13</w:t>
+              <w:t>—</w:t>
             </w:r>
           </w:p>
         </w:tc>
@@ -11259,7 +11331,7 @@
                 <w:color w:val="59595B"/>
                 <w:sz w:val="19"/>
               </w:rPr>
-              <w:t>2026-02-10</w:t>
+              <w:t>—</w:t>
             </w:r>
           </w:p>
         </w:tc>
@@ -11392,7 +11464,7 @@
                 <w:color w:val="59595B"/>
                 <w:sz w:val="19"/>
               </w:rPr>
-              <w:t>2026-02-13</w:t>
+              <w:t>—</w:t>
             </w:r>
           </w:p>
         </w:tc>
@@ -11528,7 +11600,7 @@
                 <w:color w:val="59595B"/>
                 <w:sz w:val="19"/>
               </w:rPr>
-              <w:t>2026-02-10</w:t>
+              <w:t>—</w:t>
             </w:r>
           </w:p>
         </w:tc>
@@ -11661,7 +11733,7 @@
                 <w:color w:val="59595B"/>
                 <w:sz w:val="19"/>
               </w:rPr>
-              <w:t>2026-02-10</w:t>
+              <w:t>—</w:t>
             </w:r>
           </w:p>
         </w:tc>
@@ -11797,7 +11869,7 @@
                 <w:color w:val="59595B"/>
                 <w:sz w:val="19"/>
               </w:rPr>
-              <w:t>2026-02-16</w:t>
+              <w:t>—</w:t>
             </w:r>
           </w:p>
         </w:tc>
@@ -11930,7 +12002,7 @@
                 <w:color w:val="59595B"/>
                 <w:sz w:val="19"/>
               </w:rPr>
-              <w:t>2026-02-17</w:t>
+              <w:t>—</w:t>
             </w:r>
           </w:p>
         </w:tc>
@@ -12056,7 +12128,7 @@
           <w:color w:val="59595B"/>
           <w:sz w:val="22"/>
         </w:rPr>
-        <w:t>Recommended action: work with your Technijian contact to review each open Critical/High alert, confirm no further attacker activity is present, and close or suppress confirmed false positives.</w:t>
+        <w:t>Recommended action: email support@technijian.com to review each open Critical/High alert with our team, confirm no further attacker activity is present, and close or suppress confirmed false positives.</w:t>
       </w:r>
     </w:p>
     <w:p/>
@@ -12087,7 +12159,184 @@
           <w:color w:val="59595B"/>
           <w:sz w:val="22"/>
         </w:rPr>
-        <w:t>The CrowdStrike daily pull scheduled task has not yet been registered on the Technijian monitoring workstation. Once registered, future reports will include full endpoint inventory with sensor version, OS distribution, and check-in age analysis. Contact your Technijian account manager to schedule this one-time setup step.</w:t>
+        <w:t>The CrowdStrike daily pull scheduled task has not yet been registered on the Technijian monitoring workstation. Once registered, future reports will include full endpoint inventory with sensor version, OS distribution, and check-in age analysis. Email support@technijian.com to schedule this one-time setup step.</w:t>
+      </w:r>
+    </w:p>
+    <w:p/>
+    <w:tbl>
+      <w:tblPr>
+        <w:tblW w:type="auto" w:w="0"/>
+        <w:tblLayout w:type="fixed"/>
+        <w:tblLook w:firstColumn="1" w:firstRow="1" w:lastColumn="0" w:lastRow="0" w:noHBand="0" w:noVBand="1" w:val="04A0"/>
+      </w:tblPr>
+      <w:tblGrid>
+        <w:gridCol w:w="94"/>
+        <w:gridCol w:w="8976"/>
+      </w:tblGrid>
+      <w:tr>
+        <w:tc>
+          <w:tcPr>
+            <w:tcW w:type="dxa" w:w="94"/>
+            <w:shd w:val="clear" w:color="auto" w:fill="006DB6"/>
+            <w:tcBorders>
+              <w:top w:val="nil"/>
+              <w:left w:val="nil"/>
+              <w:bottom w:val="nil"/>
+              <w:right w:val="nil"/>
+              <w:insideH w:val="nil"/>
+              <w:insideV w:val="nil"/>
+            </w:tcBorders>
+          </w:tcPr>
+          <w:p/>
+        </w:tc>
+        <w:tc>
+          <w:tcPr>
+            <w:tcW w:type="dxa" w:w="8976"/>
+            <w:tcBorders>
+              <w:top w:val="nil"/>
+              <w:left w:val="nil"/>
+              <w:bottom w:val="nil"/>
+              <w:right w:val="nil"/>
+              <w:insideH w:val="nil"/>
+              <w:insideV w:val="nil"/>
+            </w:tcBorders>
+          </w:tcPr>
+          <w:p>
+            <w:pPr>
+              <w:spacing w:before="80" w:after="80"/>
+            </w:pPr>
+            <w:r>
+              <w:rPr>
+                <w:rFonts w:ascii="Open Sans" w:hAnsi="Open Sans"/>
+                <w:b/>
+                <w:i w:val="0"/>
+                <w:color w:val="006DB6"/>
+                <w:sz w:val="28"/>
+              </w:rPr>
+              <w:t xml:space="preserve">  How This Protection Works</w:t>
+            </w:r>
+          </w:p>
+        </w:tc>
+      </w:tr>
+    </w:tbl>
+    <w:p>
+      <w:pPr>
+        <w:spacing w:after="160"/>
+      </w:pPr>
+      <w:r>
+        <w:rPr>
+          <w:rFonts w:ascii="Open Sans" w:hAnsi="Open Sans"/>
+          <w:b w:val="0"/>
+          <w:i w:val="0"/>
+          <w:color w:val="59595B"/>
+          <w:sz w:val="22"/>
+        </w:rPr>
+        <w:t>Your endpoints are protected by a layered security stack — CrowdStrike Falcon and Huntress working alongside each other — chosen and managed by Technijian as an MSP best-practice configuration. Here's what each piece does and why we run both.</w:t>
+      </w:r>
+    </w:p>
+    <w:p>
+      <w:pPr>
+        <w:spacing w:after="160"/>
+      </w:pPr>
+      <w:r>
+        <w:rPr>
+          <w:rFonts w:ascii="Open Sans" w:hAnsi="Open Sans"/>
+          <w:b/>
+          <w:i w:val="0"/>
+          <w:color w:val="1A1A2E"/>
+          <w:sz w:val="24"/>
+        </w:rPr>
+        <w:t>CrowdStrike Falcon: AI-driven EDR with the Falcon Overwatch SOC</w:t>
+      </w:r>
+    </w:p>
+    <w:p>
+      <w:pPr>
+        <w:spacing w:after="160"/>
+      </w:pPr>
+      <w:r>
+        <w:rPr>
+          <w:rFonts w:ascii="Open Sans" w:hAnsi="Open Sans"/>
+          <w:b w:val="0"/>
+          <w:i w:val="0"/>
+          <w:color w:val="59595B"/>
+          <w:sz w:val="22"/>
+        </w:rPr>
+        <w:t>CrowdStrike Falcon is the EDR (Endpoint Detection and Response) layer. Falcon's behavioral AI inspects every process, network connection, and file operation on your endpoints in real time and stops identified threats before they can execute. On top of the AI, CrowdStrike's Falcon Overwatch managed-threat-hunting team — the same elite NOC that protects Fortune 500s and government agencies — watches your environment 24×7 looking for the kind of slow, low-and-slow adversary tradecraft that automated detection alone can miss. Overwatch hunters reach out directly when they see something that needs immediate action.</w:t>
+      </w:r>
+    </w:p>
+    <w:p>
+      <w:pPr>
+        <w:spacing w:after="160"/>
+      </w:pPr>
+      <w:r>
+        <w:rPr>
+          <w:rFonts w:ascii="Open Sans" w:hAnsi="Open Sans"/>
+          <w:b/>
+          <w:i w:val="0"/>
+          <w:color w:val="1A1A2E"/>
+          <w:sz w:val="24"/>
+        </w:rPr>
+        <w:t>Huntress: managed detection &amp; response with a 24×7 SOC</w:t>
+      </w:r>
+    </w:p>
+    <w:p>
+      <w:pPr>
+        <w:spacing w:after="160"/>
+      </w:pPr>
+      <w:r>
+        <w:rPr>
+          <w:rFonts w:ascii="Open Sans" w:hAnsi="Open Sans"/>
+          <w:b w:val="0"/>
+          <w:i w:val="0"/>
+          <w:color w:val="59595B"/>
+          <w:sz w:val="22"/>
+        </w:rPr>
+        <w:t>Huntress runs its own Security Operations Center staffed with threat hunters who review every signal that fires on your endpoints around the clock — not just nights and weekends, but 24×7×365. When the Huntress agent flags suspicious behavior (persistence mechanisms, process injection, credential abuse, known-bad files), the activity is examined by Huntress threat hunters BEFORE it ever reaches Technijian. False positives are filtered out at the source so that what does reach our team is signal, not noise. When Huntress sees something that needs attention, they coordinate response with Technijian and provide guided remediation playbooks.</w:t>
+      </w:r>
+    </w:p>
+    <w:p>
+      <w:pPr>
+        <w:spacing w:after="160"/>
+      </w:pPr>
+      <w:r>
+        <w:rPr>
+          <w:rFonts w:ascii="Open Sans" w:hAnsi="Open Sans"/>
+          <w:b/>
+          <w:i w:val="0"/>
+          <w:color w:val="1A1A2E"/>
+          <w:sz w:val="24"/>
+        </w:rPr>
+        <w:t>Why both? Defense in depth.</w:t>
+      </w:r>
+    </w:p>
+    <w:p>
+      <w:pPr>
+        <w:spacing w:after="160"/>
+      </w:pPr>
+      <w:r>
+        <w:rPr>
+          <w:rFonts w:ascii="Open Sans" w:hAnsi="Open Sans"/>
+          <w:b w:val="0"/>
+          <w:i w:val="0"/>
+          <w:color w:val="59595B"/>
+          <w:sz w:val="22"/>
+        </w:rPr>
+        <w:t>CrowdStrike and Huntress are deliberately complementary. CrowdStrike's Falcon is industry-leading nation-state-grade EDR with the broadest telemetry collection and the most mature threat-intel feed in the market. Huntress is tuned for the SMB and mid-market threat landscape — phishing-driven footholds, persistence tradecraft, credential theft, and the kinds of attacks that target managed-service customers. They use different detection styles, different telemetry sources, and different threat-intelligence pipelines.</w:t>
+      </w:r>
+    </w:p>
+    <w:p>
+      <w:pPr>
+        <w:spacing w:after="160"/>
+      </w:pPr>
+      <w:r>
+        <w:rPr>
+          <w:rFonts w:ascii="Open Sans" w:hAnsi="Open Sans"/>
+          <w:b w:val="0"/>
+          <w:i w:val="0"/>
+          <w:color w:val="59595B"/>
+          <w:sz w:val="22"/>
+        </w:rPr>
+        <w:t>Running them together gives your endpoints two independent sets of expert eyes — CrowdStrike's Overwatch team and Huntress's SOC — both watching 24×7. If one platform misses something, the other is extremely likely to catch it. This redundant, layered approach is the configuration Technijian recommends as best-in-class endpoint protection for clients who can't afford a security incident.</w:t>
       </w:r>
     </w:p>
     <w:p/>

--- a/clients/acu/crowdstrike/monthly/2026-02/ACU-CrowdStrike-Activity-2026-02.docx
+++ b/clients/acu/crowdstrike/monthly/2026-02/ACU-CrowdStrike-Activity-2026-02.docx
@@ -12160,6 +12160,201 @@
           <w:sz w:val="22"/>
         </w:rPr>
         <w:t>The CrowdStrike daily pull scheduled task has not yet been registered on the Technijian monitoring workstation. Once registered, future reports will include full endpoint inventory with sensor version, OS distribution, and check-in age analysis. Email support@technijian.com to schedule this one-time setup step.</w:t>
+      </w:r>
+    </w:p>
+    <w:p/>
+    <w:tbl>
+      <w:tblPr>
+        <w:tblW w:type="auto" w:w="0"/>
+        <w:tblLayout w:type="fixed"/>
+        <w:tblLook w:firstColumn="1" w:firstRow="1" w:lastColumn="0" w:lastRow="0" w:noHBand="0" w:noVBand="1" w:val="04A0"/>
+      </w:tblPr>
+      <w:tblGrid>
+        <w:gridCol w:w="94"/>
+        <w:gridCol w:w="8976"/>
+      </w:tblGrid>
+      <w:tr>
+        <w:tc>
+          <w:tcPr>
+            <w:tcW w:type="dxa" w:w="94"/>
+            <w:shd w:val="clear" w:color="auto" w:fill="006DB6"/>
+            <w:tcBorders>
+              <w:top w:val="nil"/>
+              <w:left w:val="nil"/>
+              <w:bottom w:val="nil"/>
+              <w:right w:val="nil"/>
+              <w:insideH w:val="nil"/>
+              <w:insideV w:val="nil"/>
+            </w:tcBorders>
+          </w:tcPr>
+          <w:p/>
+        </w:tc>
+        <w:tc>
+          <w:tcPr>
+            <w:tcW w:type="dxa" w:w="8976"/>
+            <w:tcBorders>
+              <w:top w:val="nil"/>
+              <w:left w:val="nil"/>
+              <w:bottom w:val="nil"/>
+              <w:right w:val="nil"/>
+              <w:insideH w:val="nil"/>
+              <w:insideV w:val="nil"/>
+            </w:tcBorders>
+          </w:tcPr>
+          <w:p>
+            <w:pPr>
+              <w:spacing w:before="80" w:after="80"/>
+            </w:pPr>
+            <w:r>
+              <w:rPr>
+                <w:rFonts w:ascii="Open Sans" w:hAnsi="Open Sans"/>
+                <w:b/>
+                <w:i w:val="0"/>
+                <w:color w:val="006DB6"/>
+                <w:sz w:val="28"/>
+              </w:rPr>
+              <w:t xml:space="preserve">  Compliance Alignment</w:t>
+            </w:r>
+          </w:p>
+        </w:tc>
+      </w:tr>
+    </w:tbl>
+    <w:p>
+      <w:pPr>
+        <w:spacing w:after="160"/>
+      </w:pPr>
+      <w:r>
+        <w:rPr>
+          <w:rFonts w:ascii="Open Sans" w:hAnsi="Open Sans"/>
+          <w:b w:val="0"/>
+          <w:i w:val="0"/>
+          <w:color w:val="59595B"/>
+          <w:sz w:val="22"/>
+        </w:rPr>
+        <w:t>This client's industry classification is Financial Services. Based on that classification, the data Technijian's stack is helping protect is most likely characterized as: NPI / PCI.</w:t>
+      </w:r>
+    </w:p>
+    <w:p>
+      <w:pPr>
+        <w:spacing w:after="160"/>
+      </w:pPr>
+      <w:r>
+        <w:rPr>
+          <w:rFonts w:ascii="Open Sans" w:hAnsi="Open Sans"/>
+          <w:b w:val="0"/>
+          <w:i w:val="0"/>
+          <w:color w:val="59595B"/>
+          <w:sz w:val="21"/>
+        </w:rPr>
+        <w:t>Financial-services clients handle non-public personal information (NPI) and payment data. GLBA Safeguards Rule requires a written information-security program. SOC 2 Type II is increasingly the de-facto standard for vendor diligence. PCI DSS applies wherever cards are accepted (including custodial fee processing).</w:t>
+      </w:r>
+    </w:p>
+    <w:p>
+      <w:pPr>
+        <w:spacing w:after="160"/>
+      </w:pPr>
+      <w:r>
+        <w:rPr>
+          <w:rFonts w:ascii="Open Sans" w:hAnsi="Open Sans"/>
+          <w:b/>
+          <w:i w:val="0"/>
+          <w:color w:val="1A1A2E"/>
+          <w:sz w:val="22"/>
+        </w:rPr>
+        <w:t>How Technijian's monitoring stack supports each framework:</w:t>
+      </w:r>
+    </w:p>
+    <w:p>
+      <w:pPr>
+        <w:pStyle w:val="ListBullet"/>
+        <w:spacing w:after="80"/>
+      </w:pPr>
+      <w:r>
+        <w:rPr>
+          <w:rFonts w:ascii="Open Sans" w:hAnsi="Open Sans"/>
+          <w:b/>
+          <w:i w:val="0"/>
+          <w:color w:val="1A1A2E"/>
+          <w:sz w:val="22"/>
+        </w:rPr>
+        <w:t xml:space="preserve">SOC 2: </w:t>
+      </w:r>
+      <w:r>
+        <w:rPr>
+          <w:rFonts w:ascii="Open Sans" w:hAnsi="Open Sans"/>
+          <w:b w:val="0"/>
+          <w:i w:val="0"/>
+          <w:color w:val="59595B"/>
+          <w:sz w:val="22"/>
+        </w:rPr>
+        <w:t>continuous monitoring, change tracking, patch evidence, and incident logs are produced monthly so SOC 2 Type II auditors can sample directly from the artifacts Technijian already generates.</w:t>
+      </w:r>
+    </w:p>
+    <w:p>
+      <w:pPr>
+        <w:pStyle w:val="ListBullet"/>
+        <w:spacing w:after="80"/>
+      </w:pPr>
+      <w:r>
+        <w:rPr>
+          <w:rFonts w:ascii="Open Sans" w:hAnsi="Open Sans"/>
+          <w:b/>
+          <w:i w:val="0"/>
+          <w:color w:val="1A1A2E"/>
+          <w:sz w:val="22"/>
+        </w:rPr>
+        <w:t xml:space="preserve">GLBA: </w:t>
+      </w:r>
+      <w:r>
+        <w:rPr>
+          <w:rFonts w:ascii="Open Sans" w:hAnsi="Open Sans"/>
+          <w:b w:val="0"/>
+          <w:i w:val="0"/>
+          <w:color w:val="59595B"/>
+          <w:sz w:val="22"/>
+        </w:rPr>
+        <w:t>endpoint protection plus role-based access enforcement help satisfy the GLBA Safeguards Rule's information-security program requirements (16 CFR §314).</w:t>
+      </w:r>
+    </w:p>
+    <w:p>
+      <w:pPr>
+        <w:pStyle w:val="ListBullet"/>
+        <w:spacing w:after="80"/>
+      </w:pPr>
+      <w:r>
+        <w:rPr>
+          <w:rFonts w:ascii="Open Sans" w:hAnsi="Open Sans"/>
+          <w:b/>
+          <w:i w:val="0"/>
+          <w:color w:val="1A1A2E"/>
+          <w:sz w:val="22"/>
+        </w:rPr>
+        <w:t xml:space="preserve">PCI DSS: </w:t>
+      </w:r>
+      <w:r>
+        <w:rPr>
+          <w:rFonts w:ascii="Open Sans" w:hAnsi="Open Sans"/>
+          <w:b w:val="0"/>
+          <w:i w:val="0"/>
+          <w:color w:val="59595B"/>
+          <w:sz w:val="22"/>
+        </w:rPr>
+        <w:t>system patching, anti-malware, and continuous vulnerability monitoring satisfy PCI DSS 4.0 Requirements 5, 6, 11, and 12. Technijian's monthly reports are the audit evidence.</w:t>
+      </w:r>
+    </w:p>
+    <w:p>
+      <w:pPr>
+        <w:spacing w:after="160"/>
+      </w:pPr>
+      <w:r>
+        <w:rPr>
+          <w:rFonts w:ascii="Open Sans" w:hAnsi="Open Sans"/>
+          <w:b w:val="0"/>
+          <w:i w:val="0"/>
+          <w:color w:val="59595B"/>
+          <w:sz w:val="19"/>
+        </w:rPr>
+        <w:t>This classification was generated automatically from the client's name and contact-domain signals. If the industry or compliance scope shown here doesn't match your operations, please reply to this report and we'll update the classification — Technijian's team can also produce a deeper compliance-posture report on request.</w:t>
       </w:r>
     </w:p>
     <w:p/>
